--- a/submission/20241328_蔡贸俊_实验一_嵌入式开发基础.docx
+++ b/submission/20241328_蔡贸俊_实验一_嵌入式开发基础.docx
@@ -8,23 +8,29 @@
       </w:pPr>
       <w:r>
         <w:rPr>
-          <w:rFonts w:ascii="Times New Roman" w:hAnsi="Times New Roman" w:eastAsia="宋体"/>
-          <w:sz w:val="28"/>
+          <w:rFonts w:ascii="Times New Roman" w:hAnsi="Times New Roman" w:eastAsia="黑体"/>
+          <w:b/>
+          <w:sz w:val="36"/>
         </w:rPr>
-        <w:t>北京电子科技学院（BESTI）</w:t>
+        <w:t xml:space="preserve"> 北京电子科技学院（BESTI）</w:t>
       </w:r>
     </w:p>
     <w:p>
       <w:pPr>
-        <w:pStyle w:val="Heading1"/>
+        <w:jc w:val="center"/>
       </w:pPr>
       <w:r>
-        <w:t>实 验 报 告</w:t>
+        <w:rPr>
+          <w:rFonts w:ascii="Times New Roman" w:hAnsi="Times New Roman" w:eastAsia="黑体"/>
+          <w:b/>
+          <w:sz w:val="36"/>
+        </w:rPr>
+        <w:t xml:space="preserve"> 实  验  报  告</w:t>
       </w:r>
     </w:p>
     <w:p>
       <w:r>
-        <w:t>课程：密码系统设计　　　班级：XXXX（待填）</w:t>
+        <w:t>课程：密码系统设计　　　班级：2413</w:t>
       </w:r>
     </w:p>
     <w:p>
@@ -39,7 +45,7 @@
     </w:p>
     <w:p>
       <w:r>
-        <w:t>实验日期：2026-10-08</w:t>
+        <w:t>实验日期：2026/10/8</w:t>
       </w:r>
     </w:p>
     <w:p>
@@ -49,12 +55,12 @@
     </w:p>
     <w:p>
       <w:r>
-        <w:t>预习程度：全预习（待确认）</w:t>
+        <w:t>预习程度：已预习</w:t>
       </w:r>
     </w:p>
     <w:p>
       <w:r>
-        <w:t>实验时间：待填　　仪器组次：无　　必修/选修：必修</w:t>
+        <w:t>实验时间：2026/10/8　　仪器组次：无　　必修/选修：必修</w:t>
       </w:r>
     </w:p>
     <w:p>
